--- a/산출물_단위테스트/[KDT] 인천부평_네바퀴_단위테스트_결과서.docx
+++ b/산출물_단위테스트/[KDT] 인천부평_네바퀴_단위테스트_결과서.docx
@@ -1803,6 +1803,556 @@
       </w:r>
     </w:p>
     <w:p/>
+    <w:p>
+      <w:r>
+        <w:br w:type="page"/>
+      </w:r>
+    </w:p>
+    <w:p>
+      <w:pPr>
+        <w:spacing w:before="240" w:after="120"/>
+      </w:pPr>
+      <w:r>
+        <w:rPr>
+          <w:rFonts w:ascii="맑은 고딕" w:hAnsi="맑은 고딕"/>
+          <w:b/>
+          <w:color w:val="1F4E79"/>
+          <w:sz w:val="30"/>
+        </w:rPr>
+        <w:t>5. 예지보전 추가 단위테스트 결과</w:t>
+      </w:r>
+    </w:p>
+    <w:p>
+      <w:pPr>
+        <w:spacing w:after="80"/>
+      </w:pPr>
+      <w:r>
+        <w:rPr>
+          <w:rFonts w:ascii="맑은 고딕" w:hAnsi="맑은 고딕"/>
+          <w:b w:val="0"/>
+          <w:sz w:val="21"/>
+        </w:rPr>
+        <w:t>예지보전 운영 기능의 핵심 산출값과 정비 상태 전이 기록을 API 기준으로 확인하였다.</w:t>
+      </w:r>
+    </w:p>
+    <w:tbl>
+      <w:tblPr>
+        <w:tblStyle w:val="TableGrid"/>
+        <w:tblW w:type="auto" w:w="0"/>
+        <w:tblLook w:firstColumn="1" w:firstRow="1" w:lastColumn="0" w:lastRow="0" w:noHBand="0" w:noVBand="1" w:val="04A0"/>
+      </w:tblPr>
+      <w:tblGrid>
+        <w:gridCol w:w="2493"/>
+        <w:gridCol w:w="2493"/>
+        <w:gridCol w:w="2493"/>
+        <w:gridCol w:w="2493"/>
+      </w:tblGrid>
+      <w:tr>
+        <w:tc>
+          <w:tcPr>
+            <w:tcW w:type="dxa" w:w="1440"/>
+          </w:tcPr>
+          <w:p>
+            <w:pPr>
+              <w:spacing w:after="0"/>
+              <w:jc w:val="center"/>
+            </w:pPr>
+            <w:r/>
+            <w:r>
+              <w:rPr>
+                <w:rFonts w:ascii="맑은 고딕" w:hAnsi="맑은 고딕"/>
+                <w:b/>
+                <w:sz w:val="18"/>
+              </w:rPr>
+              <w:t>ID</w:t>
+            </w:r>
+          </w:p>
+        </w:tc>
+        <w:tc>
+          <w:tcPr>
+            <w:tcW w:type="dxa" w:w="2304"/>
+          </w:tcPr>
+          <w:p>
+            <w:pPr>
+              <w:spacing w:after="0"/>
+              <w:jc w:val="center"/>
+            </w:pPr>
+            <w:r/>
+            <w:r>
+              <w:rPr>
+                <w:rFonts w:ascii="맑은 고딕" w:hAnsi="맑은 고딕"/>
+                <w:b/>
+                <w:sz w:val="18"/>
+              </w:rPr>
+              <w:t>항목</w:t>
+            </w:r>
+          </w:p>
+        </w:tc>
+        <w:tc>
+          <w:tcPr>
+            <w:tcW w:type="dxa" w:w="1440"/>
+          </w:tcPr>
+          <w:p>
+            <w:pPr>
+              <w:spacing w:after="0"/>
+              <w:jc w:val="center"/>
+            </w:pPr>
+            <w:r/>
+            <w:r>
+              <w:rPr>
+                <w:rFonts w:ascii="맑은 고딕" w:hAnsi="맑은 고딕"/>
+                <w:b/>
+                <w:sz w:val="18"/>
+              </w:rPr>
+              <w:t>결과</w:t>
+            </w:r>
+          </w:p>
+        </w:tc>
+        <w:tc>
+          <w:tcPr>
+            <w:tcW w:type="dxa" w:w="4176"/>
+          </w:tcPr>
+          <w:p>
+            <w:pPr>
+              <w:spacing w:after="0"/>
+              <w:jc w:val="center"/>
+            </w:pPr>
+            <w:r/>
+            <w:r>
+              <w:rPr>
+                <w:rFonts w:ascii="맑은 고딕" w:hAnsi="맑은 고딕"/>
+                <w:b/>
+                <w:sz w:val="18"/>
+              </w:rPr>
+              <w:t>확인 내용</w:t>
+            </w:r>
+          </w:p>
+        </w:tc>
+      </w:tr>
+      <w:tr>
+        <w:tc>
+          <w:tcPr>
+            <w:tcW w:type="dxa" w:w="1440"/>
+          </w:tcPr>
+          <w:p>
+            <w:pPr>
+              <w:spacing w:after="0"/>
+              <w:jc w:val="center"/>
+            </w:pPr>
+            <w:r/>
+            <w:r>
+              <w:rPr>
+                <w:rFonts w:ascii="맑은 고딕" w:hAnsi="맑은 고딕"/>
+                <w:b w:val="0"/>
+                <w:sz w:val="18"/>
+              </w:rPr>
+              <w:t>UT-PM-001</w:t>
+            </w:r>
+          </w:p>
+        </w:tc>
+        <w:tc>
+          <w:tcPr>
+            <w:tcW w:type="dxa" w:w="2304"/>
+          </w:tcPr>
+          <w:p>
+            <w:pPr>
+              <w:spacing w:after="0"/>
+              <w:jc w:val="center"/>
+            </w:pPr>
+            <w:r/>
+            <w:r>
+              <w:rPr>
+                <w:rFonts w:ascii="맑은 고딕" w:hAnsi="맑은 고딕"/>
+                <w:b w:val="0"/>
+                <w:sz w:val="18"/>
+              </w:rPr>
+              <w:t>예지보전 요약 상태</w:t>
+            </w:r>
+          </w:p>
+        </w:tc>
+        <w:tc>
+          <w:tcPr>
+            <w:tcW w:type="dxa" w:w="1440"/>
+          </w:tcPr>
+          <w:p>
+            <w:pPr>
+              <w:spacing w:after="0"/>
+              <w:jc w:val="center"/>
+            </w:pPr>
+            <w:r/>
+            <w:r>
+              <w:rPr>
+                <w:rFonts w:ascii="맑은 고딕" w:hAnsi="맑은 고딕"/>
+                <w:b w:val="0"/>
+                <w:sz w:val="18"/>
+              </w:rPr>
+              <w:t>정상</w:t>
+            </w:r>
+          </w:p>
+        </w:tc>
+        <w:tc>
+          <w:tcPr>
+            <w:tcW w:type="dxa" w:w="4176"/>
+          </w:tcPr>
+          <w:p>
+            <w:pPr>
+              <w:spacing w:after="0"/>
+              <w:jc w:val="left"/>
+            </w:pPr>
+            <w:r/>
+            <w:r>
+              <w:rPr>
+                <w:rFonts w:ascii="맑은 고딕" w:hAnsi="맑은 고딕"/>
+                <w:b w:val="0"/>
+                <w:sz w:val="18"/>
+              </w:rPr>
+              <w:t>criticalCameras=1, openAnomalies=6, overdueTickets=3 확인</w:t>
+            </w:r>
+          </w:p>
+        </w:tc>
+      </w:tr>
+      <w:tr>
+        <w:tc>
+          <w:tcPr>
+            <w:tcW w:type="dxa" w:w="1440"/>
+          </w:tcPr>
+          <w:p>
+            <w:pPr>
+              <w:spacing w:after="0"/>
+              <w:jc w:val="center"/>
+            </w:pPr>
+            <w:r/>
+            <w:r>
+              <w:rPr>
+                <w:rFonts w:ascii="맑은 고딕" w:hAnsi="맑은 고딕"/>
+                <w:b w:val="0"/>
+                <w:sz w:val="18"/>
+              </w:rPr>
+              <w:t>UT-PM-002</w:t>
+            </w:r>
+          </w:p>
+        </w:tc>
+        <w:tc>
+          <w:tcPr>
+            <w:tcW w:type="dxa" w:w="2304"/>
+          </w:tcPr>
+          <w:p>
+            <w:pPr>
+              <w:spacing w:after="0"/>
+              <w:jc w:val="center"/>
+            </w:pPr>
+            <w:r/>
+            <w:r>
+              <w:rPr>
+                <w:rFonts w:ascii="맑은 고딕" w:hAnsi="맑은 고딕"/>
+                <w:b w:val="0"/>
+                <w:sz w:val="18"/>
+              </w:rPr>
+              <w:t>정비 변경 이력</w:t>
+            </w:r>
+          </w:p>
+        </w:tc>
+        <w:tc>
+          <w:tcPr>
+            <w:tcW w:type="dxa" w:w="1440"/>
+          </w:tcPr>
+          <w:p>
+            <w:pPr>
+              <w:spacing w:after="0"/>
+              <w:jc w:val="center"/>
+            </w:pPr>
+            <w:r/>
+            <w:r>
+              <w:rPr>
+                <w:rFonts w:ascii="맑은 고딕" w:hAnsi="맑은 고딕"/>
+                <w:b w:val="0"/>
+                <w:sz w:val="18"/>
+              </w:rPr>
+              <w:t>정상</w:t>
+            </w:r>
+          </w:p>
+        </w:tc>
+        <w:tc>
+          <w:tcPr>
+            <w:tcW w:type="dxa" w:w="4176"/>
+          </w:tcPr>
+          <w:p>
+            <w:pPr>
+              <w:spacing w:after="0"/>
+              <w:jc w:val="left"/>
+            </w:pPr>
+            <w:r/>
+            <w:r>
+              <w:rPr>
+                <w:rFonts w:ascii="맑은 고딕" w:hAnsi="맑은 고딕"/>
+                <w:b w:val="0"/>
+                <w:sz w:val="18"/>
+              </w:rPr>
+              <w:t>상태 전이 이력 4건 저장 및 순서 확인</w:t>
+            </w:r>
+          </w:p>
+        </w:tc>
+      </w:tr>
+      <w:tr>
+        <w:tc>
+          <w:tcPr>
+            <w:tcW w:type="dxa" w:w="1440"/>
+          </w:tcPr>
+          <w:p>
+            <w:pPr>
+              <w:spacing w:after="0"/>
+              <w:jc w:val="center"/>
+            </w:pPr>
+            <w:r/>
+            <w:r>
+              <w:rPr>
+                <w:rFonts w:ascii="맑은 고딕" w:hAnsi="맑은 고딕"/>
+                <w:b w:val="0"/>
+                <w:sz w:val="18"/>
+              </w:rPr>
+              <w:t>UT-PM-003</w:t>
+            </w:r>
+          </w:p>
+        </w:tc>
+        <w:tc>
+          <w:tcPr>
+            <w:tcW w:type="dxa" w:w="2304"/>
+          </w:tcPr>
+          <w:p>
+            <w:pPr>
+              <w:spacing w:after="0"/>
+              <w:jc w:val="center"/>
+            </w:pPr>
+            <w:r/>
+            <w:r>
+              <w:rPr>
+                <w:rFonts w:ascii="맑은 고딕" w:hAnsi="맑은 고딕"/>
+                <w:b w:val="0"/>
+                <w:sz w:val="18"/>
+              </w:rPr>
+              <w:t>담당자 후보 필터</w:t>
+            </w:r>
+          </w:p>
+        </w:tc>
+        <w:tc>
+          <w:tcPr>
+            <w:tcW w:type="dxa" w:w="1440"/>
+          </w:tcPr>
+          <w:p>
+            <w:pPr>
+              <w:spacing w:after="0"/>
+              <w:jc w:val="center"/>
+            </w:pPr>
+            <w:r/>
+            <w:r>
+              <w:rPr>
+                <w:rFonts w:ascii="맑은 고딕" w:hAnsi="맑은 고딕"/>
+                <w:b w:val="0"/>
+                <w:sz w:val="18"/>
+              </w:rPr>
+              <w:t>정상</w:t>
+            </w:r>
+          </w:p>
+        </w:tc>
+        <w:tc>
+          <w:tcPr>
+            <w:tcW w:type="dxa" w:w="4176"/>
+          </w:tcPr>
+          <w:p>
+            <w:pPr>
+              <w:spacing w:after="0"/>
+              <w:jc w:val="left"/>
+            </w:pPr>
+            <w:r/>
+            <w:r>
+              <w:rPr>
+                <w:rFonts w:ascii="맑은 고딕" w:hAnsi="맑은 고딕"/>
+                <w:b w:val="0"/>
+                <w:sz w:val="18"/>
+              </w:rPr>
+              <w:t>USER 역할 제외, ADMIN 후보 반환 확인</w:t>
+            </w:r>
+          </w:p>
+        </w:tc>
+      </w:tr>
+    </w:tbl>
+    <w:p/>
+    <w:p>
+      <w:pPr>
+        <w:spacing w:before="240" w:after="120"/>
+      </w:pPr>
+      <w:r>
+        <w:rPr>
+          <w:rFonts w:ascii="맑은 고딕" w:hAnsi="맑은 고딕"/>
+          <w:b/>
+          <w:color w:val="1F4E79"/>
+          <w:sz w:val="25"/>
+        </w:rPr>
+        <w:t>5.1 캡처 증빙</w:t>
+      </w:r>
+    </w:p>
+    <w:p>
+      <w:pPr>
+        <w:jc w:val="center"/>
+      </w:pPr>
+      <w:r>
+        <w:drawing>
+          <wp:inline xmlns:a="http://schemas.openxmlformats.org/drawingml/2006/main" xmlns:pic="http://schemas.openxmlformats.org/drawingml/2006/picture">
+            <wp:extent cx="5669280" cy="1946534"/>
+            <wp:docPr id="15" name="Picture 15"/>
+            <wp:cNvGraphicFramePr>
+              <a:graphicFrameLocks noChangeAspect="1"/>
+            </wp:cNvGraphicFramePr>
+            <a:graphic>
+              <a:graphicData uri="http://schemas.openxmlformats.org/drawingml/2006/picture">
+                <pic:pic>
+                  <pic:nvPicPr>
+                    <pic:cNvPr id="0" name="IT_02_PM_summary_api_critical_1_events_6.png"/>
+                    <pic:cNvPicPr/>
+                  </pic:nvPicPr>
+                  <pic:blipFill>
+                    <a:blip r:embed="rId23"/>
+                    <a:stretch>
+                      <a:fillRect/>
+                    </a:stretch>
+                  </pic:blipFill>
+                  <pic:spPr>
+                    <a:xfrm>
+                      <a:off x="0" y="0"/>
+                      <a:ext cx="5669280" cy="1946534"/>
+                    </a:xfrm>
+                    <a:prstGeom prst="rect"/>
+                  </pic:spPr>
+                </pic:pic>
+              </a:graphicData>
+            </a:graphic>
+          </wp:inline>
+        </w:drawing>
+      </w:r>
+    </w:p>
+    <w:p>
+      <w:pPr>
+        <w:spacing w:after="160"/>
+        <w:jc w:val="center"/>
+      </w:pPr>
+      <w:r>
+        <w:rPr>
+          <w:rFonts w:ascii="맑은 고딕" w:hAnsi="맑은 고딕"/>
+          <w:b/>
+          <w:color w:val="595959"/>
+          <w:sz w:val="18"/>
+        </w:rPr>
+        <w:t>그림 UT-PM-001. 예지보전 요약 상태 API 응답</w:t>
+      </w:r>
+    </w:p>
+    <w:p>
+      <w:pPr>
+        <w:jc w:val="center"/>
+      </w:pPr>
+      <w:r>
+        <w:drawing>
+          <wp:inline xmlns:a="http://schemas.openxmlformats.org/drawingml/2006/main" xmlns:pic="http://schemas.openxmlformats.org/drawingml/2006/picture">
+            <wp:extent cx="5669280" cy="1768232"/>
+            <wp:docPr id="16" name="Picture 16"/>
+            <wp:cNvGraphicFramePr>
+              <a:graphicFrameLocks noChangeAspect="1"/>
+            </wp:cNvGraphicFramePr>
+            <a:graphic>
+              <a:graphicData uri="http://schemas.openxmlformats.org/drawingml/2006/picture">
+                <pic:pic>
+                  <pic:nvPicPr>
+                    <pic:cNvPr id="0" name="IT_05_PM_ticket_histories_closed_flow.png"/>
+                    <pic:cNvPicPr/>
+                  </pic:nvPicPr>
+                  <pic:blipFill>
+                    <a:blip r:embed="rId24"/>
+                    <a:stretch>
+                      <a:fillRect/>
+                    </a:stretch>
+                  </pic:blipFill>
+                  <pic:spPr>
+                    <a:xfrm>
+                      <a:off x="0" y="0"/>
+                      <a:ext cx="5669280" cy="1768232"/>
+                    </a:xfrm>
+                    <a:prstGeom prst="rect"/>
+                  </pic:spPr>
+                </pic:pic>
+              </a:graphicData>
+            </a:graphic>
+          </wp:inline>
+        </w:drawing>
+      </w:r>
+    </w:p>
+    <w:p>
+      <w:pPr>
+        <w:spacing w:after="160"/>
+        <w:jc w:val="center"/>
+      </w:pPr>
+      <w:r>
+        <w:rPr>
+          <w:rFonts w:ascii="맑은 고딕" w:hAnsi="맑은 고딕"/>
+          <w:b/>
+          <w:color w:val="595959"/>
+          <w:sz w:val="18"/>
+        </w:rPr>
+        <w:t>그림 UT-PM-002. 정비 상태 변경 이력 조회</w:t>
+      </w:r>
+    </w:p>
+    <w:p>
+      <w:pPr>
+        <w:jc w:val="center"/>
+      </w:pPr>
+      <w:r>
+        <w:drawing>
+          <wp:inline xmlns:a="http://schemas.openxmlformats.org/drawingml/2006/main" xmlns:pic="http://schemas.openxmlformats.org/drawingml/2006/picture">
+            <wp:extent cx="5669280" cy="1301344"/>
+            <wp:docPr id="17" name="Picture 17"/>
+            <wp:cNvGraphicFramePr>
+              <a:graphicFrameLocks noChangeAspect="1"/>
+            </wp:cNvGraphicFramePr>
+            <a:graphic>
+              <a:graphicData uri="http://schemas.openxmlformats.org/drawingml/2006/picture">
+                <pic:pic>
+                  <pic:nvPicPr>
+                    <pic:cNvPr id="0" name="IT_06_PM_assignees_user_excluded.png"/>
+                    <pic:cNvPicPr/>
+                  </pic:nvPicPr>
+                  <pic:blipFill>
+                    <a:blip r:embed="rId25"/>
+                    <a:stretch>
+                      <a:fillRect/>
+                    </a:stretch>
+                  </pic:blipFill>
+                  <pic:spPr>
+                    <a:xfrm>
+                      <a:off x="0" y="0"/>
+                      <a:ext cx="5669280" cy="1301344"/>
+                    </a:xfrm>
+                    <a:prstGeom prst="rect"/>
+                  </pic:spPr>
+                </pic:pic>
+              </a:graphicData>
+            </a:graphic>
+          </wp:inline>
+        </w:drawing>
+      </w:r>
+    </w:p>
+    <w:p>
+      <w:pPr>
+        <w:spacing w:after="160"/>
+        <w:jc w:val="center"/>
+      </w:pPr>
+      <w:r>
+        <w:rPr>
+          <w:rFonts w:ascii="맑은 고딕" w:hAnsi="맑은 고딕"/>
+          <w:b/>
+          <w:color w:val="595959"/>
+          <w:sz w:val="18"/>
+        </w:rPr>
+        <w:t>그림 UT-PM-003. 정비 담당자 후보 역할 필터링</w:t>
+      </w:r>
+    </w:p>
     <w:sectPr>
       <w:pgSz w:w="12240" w:h="15840"/>
       <w:pgMar w:top="1134" w:right="1134" w:bottom="1134" w:left="1134" w:header="720" w:footer="720" w:gutter="0"/>
